--- a/docs/companion/Chapter6/Word/How_the_Brain_Learns_Chapter_6_Student_Notes_and_Labs.docx
+++ b/docs/companion/Chapter6/Word/How_the_Brain_Learns_Chapter_6_Student_Notes_and_Labs.docx
@@ -3617,6 +3617,17 @@
     <w:uiPriority w:val="9"/>
     <w:unhideWhenUsed/>
     <w:qFormat/>
+    <w:pPr>
+      <w:spacing w:after="60" w:before="0" w:line="240" w:lineRule="auto"/>
+      <w:ind w:firstLine="0" w:left="0"/>
+    </w:pPr>
+    <w:rPr>
+      <w:rFonts w:ascii="Cambria" w:cs="Cambria" w:eastAsia="Cambria" w:hAnsi="Cambria"/>
+      <w:caps w:val="0"/>
+      <w:smallCaps w:val="0"/>
+      <w:color w:val="000000"/>
+      <w:sz w:val="18"/>
+    </w:rPr>
   </w:style>
   <w:style w:default="1" w:styleId="DefaultParagraphFont" w:type="character">
     <w:name w:val="Default Paragraph Font"/>

--- a/docs/companion/Chapter6/Word/How_the_Brain_Learns_Chapter_6_Student_Notes_and_Labs.docx
+++ b/docs/companion/Chapter6/Word/How_the_Brain_Learns_Chapter_6_Student_Notes_and_Labs.docx
@@ -159,7 +159,7 @@
         <w:pStyle w:val="BodyText"/>
       </w:pPr>
       <w:r>
-        <w:t xml:space="preserve">Your goal is to be able to explain, in plain language, why the inverse problem forces the brain to use priors, how a prior and a likelihood combine, what predictive coding says travels up and down the cortical hierarchy and why that explains repetition suppression and the mismatch response, why attention is precision, how two senses are combined, why the world does not jump when your eyes do, and where priors come from.</w:t>
+        <w:t xml:space="preserve">Your goal is to be able to explain, in plain language, why the inverse problem forces the brain to use priors, how a prior and a likelihood combine, what predictive coding says travels up and down the cortical hierarchy and which observations (expectation suppression, omission responses, and the mismatch negativity) test it, how sensory prediction error differs from Chapter 3’s reward prediction error, why attention is precision, how two senses are combined, why the world does not jump when your eyes do, and where priors come from.</w:t>
       </w:r>
     </w:p>
     <w:bookmarkEnd w:id="20"/>
@@ -199,7 +199,7 @@
         <w:pStyle w:val="Compact"/>
       </w:pPr>
       <w:r>
-        <w:t xml:space="preserve">About 100 million rods and 6 million cones, but only about 1 million ganglion-cell axons per eye: 100-to-1 compression before the brain. What is kept: contrast, change, edges (Chapter 4).</w:t>
+        <w:t xml:space="preserve">About 92 million rods and 4.6 million cones (Curcio et al. 1990), but only about 1 million ganglion-cell axons per eye: about 97-to-1, roughly a hundred-to-one compression before the brain. What is kept: contrast, change, edges (Chapter 4).</w:t>
       </w:r>
     </w:p>
     <w:p>
@@ -223,7 +223,7 @@
         <w:pStyle w:val="Compact"/>
       </w:pPr>
       <w:r>
-        <w:t xml:space="preserve">High acuity only in the fovea, about 2 degrees wide (a thumbnail at arm’s length). The blind spot is about 6 degrees across, 15 degrees to the side, and you have never seen it.</w:t>
+        <w:t xml:space="preserve">High acuity only in the fovea, whose region of highest acuity covers one to two degrees (a thumbnail at arm’s length). The blind spot is about 6 degrees across, 15 degrees to the side, and you have never seen it.</w:t>
       </w:r>
     </w:p>
     <w:p>
@@ -271,7 +271,7 @@
         <w:br/>
       </w:r>
       <w:r>
-        <w:t xml:space="preserve">Priors are learned structure: the statistics of a lifetime of input, written into synaptic weights by the plasticity of Chapter 5. Example: light comes from above, so a disc shaded lighter on top is a bump and the same disc upside down is a dent (Figure 6.3).</w:t>
+        <w:t xml:space="preserve">Priors are learned structure: the statistics of a lifetime of input, written into synaptic weights by the plasticity of Chapter 5. Example: light comes from above, so a disc shaded lighter on top is a bump and the same disc upside down is a dent (Figure 6.3). Chicks reared under light from below still assume light from above, so the prior is partly in place before experience, but it is not fixed: the adult prior is above and slightly left, and Adams, Graf, and Ernst (2004) shifted it by having observers touch shaded discs whose felt shape agreed with a rotated light source. The shift transferred to an untrained lightness task. A prior is in the weights, and the weights can be rewritten.</w:t>
       </w:r>
     </w:p>
     <w:bookmarkEnd w:id="23"/>
@@ -289,13 +289,31 @@
         <w:pStyle w:val="FirstParagraph"/>
       </w:pPr>
       <w:r>
-        <w:t xml:space="preserve">Retina to LGN (thalamus) to V1 to V2 to V4 to IT along the ventral stream (Figure 6.4). At each stage receptive fields grow (a fraction of a degree in V1, most of the visual field in IT) and preferences become more abstract (oriented edge, contour, shape part, object or face), building invariance to position, size, and lighting. The feedforward sweep reaches IT in about 100 ms; humans categorize animal/non-animal in about 150 ms. Convolutional networks reproduce this sweep.</w:t>
+        <w:t xml:space="preserve">Retina to LGN (thalamus) to V1 to V2 to V4 to IT along the ventral stream (Figure 6.4). At each stage receptive fields grow (a fraction of a degree in V1, most of the visual field in IT) and preferences become more abstract (oriented edge, contour, shape part, object or face), building invariance to position, size, and lighting. The feedforward sweep reaches IT in about 100 ms; humans categorize animal/non-animal in about 150 ms. Convolutional networks were modeled on this sweep (Fukushima’s neocognitron, 1980) and the best predict IT responses.</w:t>
       </w:r>
       <w:r>
         <w:br/>
       </w:r>
       <w:r>
-        <w:t xml:space="preserve">But feedback connections outnumber feedforward ones, and the LGN gets only about a tenth of its synapses from the retina. The visual system is a loop whose downward half is larger than its upward half.</w:t>
+        <w:t xml:space="preserve">But feedback connections are at least as numerous as feedforward ones. Markov and colleagues (2014) counted more feedback than feedforward pathways in the macaque, but a pathway count is not an axon or synapse count, and</w:t>
+      </w:r>
+      <w:r>
+        <w:t xml:space="preserve"> </w:t>
+      </w:r>
+      <w:r>
+        <w:t xml:space="preserve">“</w:t>
+      </w:r>
+      <w:r>
+        <w:t xml:space="preserve">outnumber</w:t>
+      </w:r>
+      <w:r>
+        <w:t xml:space="preserve">”</w:t>
+      </w:r>
+      <w:r>
+        <w:t xml:space="preserve"> </w:t>
+      </w:r>
+      <w:r>
+        <w:t xml:space="preserve">is not established at every stage. At the thalamus it plainly holds: the LGN gets only about a tenth of its synapses from the retina. The visual system is a loop whose downward half is at least as large as its upward half.</w:t>
       </w:r>
     </w:p>
     <w:bookmarkEnd w:id="24"/>
@@ -319,25 +337,31 @@
         <w:br/>
       </w:r>
       <w:r>
-        <w:t xml:space="preserve">Three predictions, all observed:</w:t>
+        <w:t xml:space="preserve">This sensory prediction error is not Chapter 3’s reward prediction error. That one is a single number about value, broadcast by a large population of dopamine neurons; this one is a high-dimensional pattern of errors about content, one per feature per level, passed between cortical layers within the sensory hierarchy, with no reward in it.</w:t>
       </w:r>
       <w:r>
         <w:br/>
       </w:r>
       <w:r>
-        <w:t xml:space="preserve">- Expected stimuli evoke less activity: repetition suppression (Figure 6.5B).</w:t>
+        <w:t xml:space="preserve">The predictions, all observed:</w:t>
       </w:r>
       <w:r>
         <w:br/>
       </w:r>
       <w:r>
+        <w:t xml:space="preserve">- Expected stimuli evoke less activity. Repetition suppression (Figure 6.5B) is consistent with this but is weak evidence on its own, since fatigue or sharpened tuning would also produce it. The decisive test holds repetition fixed and varies expectation: Summerfield and colleagues (2008) found that the same repeated face suppressed the fusiform face area more when the repeat was expected. This expectation suppression has since been separated in time from repetition suppression in human auditory cortex.</w:t>
+      </w:r>
+      <w:r>
+        <w:br/>
+      </w:r>
+      <w:r>
         <w:t xml:space="preserve">- An omitted expected stimulus evokes activity: a prediction with nothing to cancel it.</w:t>
       </w:r>
       <w:r>
         <w:br/>
       </w:r>
       <w:r>
-        <w:t xml:space="preserve">- The mismatch negativity, 100-200 ms after a deviant tone, present in sleeping adults and newborns.</w:t>
+        <w:t xml:space="preserve">- The mismatch negativity, 100-200 ms after a deviant tone, present (attenuated) in sleeping adults and in newborns; it reflects a violated prediction, not the tone itself.</w:t>
       </w:r>
       <w:r>
         <w:br/>
@@ -444,7 +468,7 @@
               <w:jc w:val="left"/>
             </w:pPr>
             <w:r>
-              <w:t xml:space="preserve">identical greys look different</w:t>
+              <w:t xml:space="preserve">identical grays look different</w:t>
             </w:r>
           </w:p>
         </w:tc>
@@ -745,6 +769,12 @@
       <w:r>
         <w:t xml:space="preserve">If the brain weights by precision, the estimate from two senses should lie between them, closer to the more reliable one, and be narrower than either. Ernst and Banks (2002): vision plus touch judging a bar’s width, with visual noise varied. Observed weights matched the computed optimum at every noise level (Figure 6.8). The senses are pooled sources of evidence, not separate channels to a viewer.</w:t>
       </w:r>
+      <w:r>
+        <w:br/>
+      </w:r>
+      <w:r>
+        <w:t xml:space="preserve">This is the sense in which the book says the brain optimizes: there is no single global objective trained by gradient descent, but circuits such as this one (and the dopamine error of Chapter 3) behave as if minimizing a well-defined local cost, here the variance of the estimate.</w:t>
+      </w:r>
     </w:p>
     <w:bookmarkEnd w:id="28"/>
     <w:bookmarkStart w:id="29" w:name="perception-is-active"/>
@@ -791,7 +821,7 @@
         <w:pStyle w:val="FirstParagraph"/>
       </w:pPr>
       <w:r>
-        <w:t xml:space="preserve">Some priors are built in (newborn face orientation; light from above in several species). Most of sensory cortex is learned from input statistics, and the learning is slow, gated, and windowed, as Chapter 5 predicts.</w:t>
+        <w:t xml:space="preserve">Some priors are present at or near birth (newborns orient to faces; chicks reared under light from below still assume light from above), but present at birth is not fixed for life, as the Adams experiment shows. Most of sensory cortex is learned from input statistics, and the learning is slow, gated, and windowed, as Chapter 5 predicts.</w:t>
       </w:r>
       <w:r>
         <w:br/>
@@ -809,7 +839,7 @@
         <w:br/>
       </w:r>
       <w:r>
-        <w:t xml:space="preserve">- Adult recalibration continues: prism goggles (minutes), inverting goggles (days), single-color rooms (weeks). Slow in the deep layers, fast at the edges, like Chapter 5’s two clocks.</w:t>
+        <w:t xml:space="preserve">- Adult recalibration continues: prism goggles (reaching errors vanish in minutes); inverting goggles (motor adaptation in six to ten days, but whether the world ever looks upright again is disputed; a controlled 1999 study found no perceptual re-inversion); a colored filter worn a few hours a day for several days shifts perceived pure yellow for a week or two afterward (Neitz et al. 2002). Slow at the core, fast at the periphery, like Chapter 5’s two clocks.</w:t>
       </w:r>
     </w:p>
     <w:bookmarkEnd w:id="30"/>
@@ -865,7 +895,7 @@
         <w:pStyle w:val="Compact"/>
       </w:pPr>
       <w:r>
-        <w:t xml:space="preserve">The feedforward sweep is reproduced: deep convolutional networks predict IT responses. Gradient descent and evolution found the same solution to the same statistical problem.</w:t>
+        <w:t xml:space="preserve">The feedforward sweep is reproduced: deep convolutional networks predict IT responses. Gradient descent and evolution found a similar solution to the same statistical problem. The match is partial: networks lean on texture where humans lean on shape, and diverge from IT outside their training distribution.</w:t>
       </w:r>
     </w:p>
     <w:p>
@@ -877,7 +907,22 @@
         <w:pStyle w:val="Compact"/>
       </w:pPr>
       <w:r>
-        <w:t xml:space="preserve">The loops are not: no feedback, no prediction, no error signal at inference time. Adversarial examples are evidence without priors.</w:t>
+        <w:t xml:space="preserve">The loops are not: no feedback, no prediction, no error signal at inference time. Adversarial examples are not</w:t>
+      </w:r>
+      <w:r>
+        <w:t xml:space="preserve"> </w:t>
+      </w:r>
+      <w:r>
+        <w:t xml:space="preserve">“</w:t>
+      </w:r>
+      <w:r>
+        <w:t xml:space="preserve">evidence without priors</w:t>
+      </w:r>
+      <w:r>
+        <w:t xml:space="preserve">”</w:t>
+      </w:r>
+      <w:r>
+        <w:t xml:space="preserve">: a trained classifier is all priors, stored in its weights, but has no way to check them. The vulnerability is better explained by near-linear behavior in high dimensions and reliance on features invisible to us (briefly glimpsed, such images can fool humans too). A brain would compare its prediction with the input and look again.</w:t>
       </w:r>
     </w:p>
     <w:p>
@@ -913,7 +958,7 @@
         <w:pStyle w:val="Compact"/>
       </w:pPr>
       <w:r>
-        <w:t xml:space="preserve">Generative models are the right direction: a system that can generate its data has a prior and a likelihood. Whether predictive coding can replace backpropagation as a learning rule is open.</w:t>
+        <w:t xml:space="preserve">Generative models are the right direction: a system that can generate its data has a prior and a likelihood. Whether predictive coding can replace backpropagation as a learning rule is open; the strongest results show predictive-coding networks can approximate backpropagation, not surpass it.</w:t>
       </w:r>
     </w:p>
     <w:p>
@@ -971,7 +1016,7 @@
         <w:pStyle w:val="Compact"/>
       </w:pPr>
       <w:r>
-        <w:t xml:space="preserve">Priors are learned structure (Chapter 5), stored in synaptic weights; some are innate.</w:t>
+        <w:t xml:space="preserve">Priors are learned structure (Chapter 5), stored in synaptic weights; some are present at birth, and even those (light from above) can be retrained in adults.</w:t>
       </w:r>
     </w:p>
     <w:p>
@@ -983,7 +1028,19 @@
         <w:pStyle w:val="Compact"/>
       </w:pPr>
       <w:r>
-        <w:t xml:space="preserve">The cortical hierarchy sends predictions down and errors up; expected input is quiet, surprise is loud.</w:t>
+        <w:t xml:space="preserve">The cortical hierarchy sends predictions down and errors up; expected input is quiet, surprise is loud. Expectation suppression, not repetition suppression alone, is the decisive evidence.</w:t>
+      </w:r>
+    </w:p>
+    <w:p>
+      <w:pPr>
+        <w:numPr>
+          <w:ilvl w:val="0"/>
+          <w:numId w:val="1004"/>
+        </w:numPr>
+        <w:pStyle w:val="Compact"/>
+      </w:pPr>
+      <w:r>
+        <w:t xml:space="preserve">Sensory prediction error (high-dimensional, about content) is a different signal from Chapter 3’s reward prediction error (a scalar about value).</w:t>
       </w:r>
     </w:p>
     <w:p>
@@ -1568,7 +1625,7 @@
         <w:pStyle w:val="Compact"/>
       </w:pPr>
       <w:r>
-        <w:t xml:space="preserve">Mark on your table which errors a physiologist would call repetition suppression and which the mismatch response. Note that the oddball’s error is larger in magnitude than the oddball’s own value. Explain why.</w:t>
+        <w:t xml:space="preserve">Mark on your table which errors a physiologist would call repetition suppression and which the mismatch response. Note that the oddball’s error is larger in magnitude than the oddball’s own value. Explain why. (In this model repetition and expectation always coincide, so it cannot distinguish prediction from fatigue; say what experiment would, as the chapter’s expectation-suppression study does.)</w:t>
       </w:r>
     </w:p>
     <w:p>
@@ -2287,7 +2344,7 @@
         <w:pStyle w:val="Compact"/>
       </w:pPr>
       <w:r>
-        <w:t xml:space="preserve">Draw the ventral hierarchy as a column of boxes (retina, LGN, V1, V2, V4, IT). Give each box a receptive field circle of increasing size and a note on what it prefers. Draw feedforward arrows up and thicker feedback arrows down. Mark the 100 ms sweep.</w:t>
+        <w:t xml:space="preserve">Draw the ventral hierarchy as a column of boxes (retina, LGN, V1, V2, V4, IT). Give each box a receptive field circle of increasing size and a note on what it prefers. Draw feedforward arrows up and feedback arrows down, the feedback at least as thick. Mark the 100 ms sweep.</w:t>
       </w:r>
     </w:p>
     <w:p>

--- a/docs/companion/Chapter6/Word/How_the_Brain_Learns_Chapter_6_Student_Notes_and_Labs.docx
+++ b/docs/companion/Chapter6/Word/How_the_Brain_Learns_Chapter_6_Student_Notes_and_Labs.docx
@@ -151,7 +151,7 @@
         <w:br/>
       </w:r>
       <w:r>
-        <w:t xml:space="preserve">3) treating attention as a spotlight that selects, rather than a gain that weights evidence by its reliability.</w:t>
+        <w:t xml:space="preserve">3) treating attention only as a spotlight that selects, rather than also as a gain that weights evidence by its reliability.</w:t>
       </w:r>
     </w:p>
     <w:p>
@@ -159,7 +159,7 @@
         <w:pStyle w:val="BodyText"/>
       </w:pPr>
       <w:r>
-        <w:t xml:space="preserve">Your goal is to be able to explain, in plain language, why the inverse problem forces the brain to use priors, how a prior and a likelihood combine, what predictive coding says travels up and down the cortical hierarchy and which observations (expectation suppression, omission responses, and the mismatch negativity) test it, how sensory prediction error differs from Chapter 3’s reward prediction error, why attention is precision, how two senses are combined, why the world does not jump when your eyes do, and where priors come from.</w:t>
+        <w:t xml:space="preserve">Your goal is to be able to explain, in plain language, why the inverse problem forces the brain to use priors, how a prior and a likelihood combine, what predictive coding says travels up and down the cortical hierarchy and which observations (expectation suppression, omission responses, and the mismatch negativity) test it, how sensory prediction error differs from Chapter 3’s reward prediction error, why attention can be treated as precision, how two senses are combined, why the world does not jump when your eyes do, and where priors come from.</w:t>
       </w:r>
     </w:p>
     <w:bookmarkEnd w:id="20"/>
@@ -199,7 +199,7 @@
         <w:pStyle w:val="Compact"/>
       </w:pPr>
       <w:r>
-        <w:t xml:space="preserve">About 92 million rods and 4.6 million cones (Curcio et al. 1990), but only about 1 million ganglion-cell axons per eye: about 97-to-1, roughly a hundred-to-one compression before the brain. What is kept: contrast, change, edges (Chapter 4).</w:t>
+        <w:t xml:space="preserve">About 92 million rods and 4.6 million cones (Curcio et al. 1990), but only about one million ganglion-cell axons per eye: about 97-to-1, roughly a hundred-to-one compression before the brain. What is kept: contrast, change, edges (Chapter 4).</w:t>
       </w:r>
     </w:p>
     <w:p>
@@ -773,7 +773,7 @@
         <w:br/>
       </w:r>
       <w:r>
-        <w:t xml:space="preserve">This is the sense in which the book says the brain optimizes: there is no single global objective trained by gradient descent, but circuits such as this one (and the dopamine error of Chapter 3) behave as if minimizing a well-defined local cost, here the variance of the estimate.</w:t>
+        <w:t xml:space="preserve">This is the local sense in which the book says the brain optimizes (Chapter 3): there is no single global objective trained by gradient descent, but circuits such as this one (and the reward prediction error of Chapter 3) behave as if minimizing a well-defined local cost, here the variance of the estimate.</w:t>
       </w:r>
     </w:p>
     <w:bookmarkEnd w:id="28"/>
@@ -827,7 +827,7 @@
         <w:br/>
       </w:r>
       <w:r>
-        <w:t xml:space="preserve">- Critical period (Hubel and Wiesel): one eye closed for weeks early in life permanently loses its cortical representation; the same closure in an adult does nothing. Kittens raised among vertical stripes had almost no horizontal-edge neurons. The window is controlled by inhibitory maturation and neuromodulators.</w:t>
+        <w:t xml:space="preserve">- Critical period (Hubel and Wiesel; the strict form of Chapter 1’s sensitive period): one eye closed for weeks early in life permanently loses its cortical representation; the same closure in an adult does nothing. Kittens raised among vertical stripes had almost no horizontal-edge neurons. The window is controlled by inhibitory maturation and neuromodulators.</w:t>
       </w:r>
       <w:r>
         <w:br/>
@@ -1064,7 +1064,7 @@
         <w:pStyle w:val="Compact"/>
       </w:pPr>
       <w:r>
-        <w:t xml:space="preserve">Attention is precision: gain on errors, implemented by biased competition, gamma synchrony, and acetylcholine.</w:t>
+        <w:t xml:space="preserve">On the predictive coding proposal, attention is precision: gain on errors, implemented by biased competition, gamma synchrony, and acetylcholine.</w:t>
       </w:r>
     </w:p>
     <w:p>
@@ -1140,7 +1140,7 @@
         <w:pStyle w:val="FirstParagraph"/>
       </w:pPr>
       <w:r>
-        <w:t xml:space="preserve">These labs make inference concrete with pencil, paper, and short recurrences. Each isolates a single idea: combining a prior with evidence, weighting two senses, prediction error over a sequence, discrete hypotheses against a strong prior, cancelling self-caused sensation, and learning a prior that must track a changing world. The arithmetic is light; the point is to watch the rule behave.</w:t>
+        <w:t xml:space="preserve">These labs make inference concrete with pencil, paper, and short recurrences. Each isolates a single idea: combining a prior with evidence, weighting two senses, prediction error over a sequence, discrete hypotheses against a strong prior, canceling self-caused sensation, and learning a prior that must track a changing world. The arithmetic is light; the point is to watch the rule behave.</w:t>
       </w:r>
     </w:p>
     <w:p>
@@ -1539,7 +1539,7 @@
         <w:pStyle w:val="Compact"/>
       </w:pPr>
       <w:r>
-        <w:t xml:space="preserve">Write 6-10 sentences: Ernst and Banks found that people’s weights matched the optimum at every noise level. What would the brain need to represent, and update trial by trial, for that to be possible? Relate it to the chapter’s claim that attention is precision.</w:t>
+        <w:t xml:space="preserve">Write 6-10 sentences: Ernst and Banks found that people’s weights matched the optimum at every noise level. What would the brain need to represent, and update trial by trial, for that to be possible? Relate it to the chapter’s proposal that attention is precision.</w:t>
       </w:r>
     </w:p>
     <w:bookmarkEnd w:id="43"/>
@@ -1785,7 +1785,7 @@
         <w:t xml:space="preserve"> </w:t>
       </w:r>
       <w:r>
-        <w:t xml:space="preserve">by a likelihood ratio L that depends on viewing distance, because stereo precision falls with distance: at 2 m, L = 5 (the evidence is 5 times more likely under</w:t>
+        <w:t xml:space="preserve">by a likelihood ratio L that depends on viewing distance, because stereo precision falls with distance: at 2 m, L = 5 (the evidence is five times more likely under</w:t>
       </w:r>
       <w:r>
         <w:t xml:space="preserve"> </w:t>
@@ -2082,7 +2082,7 @@
         <w:pStyle w:val="Compact"/>
       </w:pPr>
       <w:r>
-        <w:t xml:space="preserve">The forward model is learned by the cerebellum (Chapter 4). Describe, using the climbing-fiber error signal of that chapter, how the model would be corrected if you began wearing glasses that magnified the visual scene by 20 percent, so that a 10 degree eye movement produced a 12 degree slip.</w:t>
+        <w:t xml:space="preserve">The forward model is learned by the cerebellum (Chapters 4 and 6). Describe, using the climbing-fiber error signal of that chapter, how the model would be corrected if you began wearing glasses that magnified the visual scene by 20 percent, so that a 10 degree eye movement produced a 12 degree slip.</w:t>
       </w:r>
     </w:p>
     <w:p>
